--- a/Knowledge/3-Work knowledge/1-Software Engineering/2-General Technologies/9-Databases/5-My Source/1-Intro to Databases/1-Data Models/1-Components of a Data Model/1-Entities.docx
+++ b/Knowledge/3-Work knowledge/1-Software Engineering/2-General Technologies/9-Databases/5-My Source/1-Intro to Databases/1-Data Models/1-Components of a Data Model/1-Entities.docx
@@ -32,7 +32,7 @@
       </w:pPr>
       <w:r>
         <w:rPr>
-          <w:rFonts w:ascii="Arial" w:hAnsi="Arial" w:cs="Arial"/>
+          <w:rFonts w:ascii="Arial" w:hAnsi="Arial" w:cs="Arial" w:eastAsia="Arial"/>
           <w:b/>
           <w:color w:val="000000"/>
           <w:sz w:val="18"/>
@@ -42,7 +42,7 @@
       </w:r>
       <w:r>
         <w:rPr>
-          <w:rFonts w:ascii="Arial" w:hAnsi="Arial" w:cs="Arial"/>
+          <w:rFonts w:ascii="Arial" w:hAnsi="Arial" w:cs="Arial" w:eastAsia="Arial"/>
           <w:color w:val="000000"/>
           <w:sz w:val="18"/>
           <w:highlight w:val="lightGray"/>
@@ -51,7 +51,7 @@
       </w:r>
       <w:r>
         <w:rPr>
-          <w:rFonts w:ascii="Arial" w:hAnsi="Arial" w:cs="Arial"/>
+          <w:rFonts w:ascii="Arial" w:hAnsi="Arial" w:cs="Arial" w:eastAsia="Arial"/>
           <w:b/>
           <w:color w:val="000000"/>
           <w:sz w:val="18"/>
@@ -61,7 +61,7 @@
       </w:r>
       <w:r>
         <w:rPr>
-          <w:rFonts w:ascii="Arial" w:hAnsi="Arial" w:cs="Arial"/>
+          <w:rFonts w:ascii="Arial" w:hAnsi="Arial" w:cs="Arial" w:eastAsia="Arial"/>
           <w:color w:val="000000"/>
           <w:sz w:val="18"/>
           <w:highlight w:val="lightGray"/>
@@ -70,7 +70,7 @@
       </w:r>
       <w:r>
         <w:rPr>
-          <w:rFonts w:ascii="Arial" w:hAnsi="Arial" w:cs="Arial"/>
+          <w:rFonts w:ascii="Arial" w:hAnsi="Arial" w:cs="Arial" w:eastAsia="Arial"/>
           <w:b/>
           <w:color w:val="000000"/>
           <w:sz w:val="18"/>
@@ -80,7 +80,7 @@
       </w:r>
       <w:r>
         <w:rPr>
-          <w:rFonts w:ascii="Arial" w:hAnsi="Arial" w:cs="Arial"/>
+          <w:rFonts w:ascii="Arial" w:hAnsi="Arial" w:cs="Arial" w:eastAsia="Arial"/>
           <w:color w:val="000000"/>
           <w:sz w:val="18"/>
           <w:highlight w:val="lightGray"/>
@@ -96,13 +96,13 @@
       </w:pPr>
       <w:r>
         <w:rPr>
-          <w:rFonts w:ascii="Roboto Mono" w:hAnsi="Roboto Mono"/>
+          <w:rFonts w:ascii="Roboto Mono" w:hAnsi="Roboto Mono" w:eastAsia="Roboto Mono"/>
         </w:rPr>
         <w:t xml:space="preserve">An </w:t>
       </w:r>
       <w:r>
         <w:rPr>
-          <w:rFonts w:ascii="Roboto Mono" w:hAnsi="Roboto Mono"/>
+          <w:rFonts w:ascii="Roboto Mono" w:hAnsi="Roboto Mono" w:eastAsia="Roboto Mono"/>
           <w:b/>
           <w:bCs/>
         </w:rPr>
@@ -110,13 +110,13 @@
       </w:r>
       <w:r>
         <w:rPr>
-          <w:rFonts w:ascii="Roboto Mono" w:hAnsi="Roboto Mono"/>
+          <w:rFonts w:ascii="Roboto Mono" w:hAnsi="Roboto Mono" w:eastAsia="Roboto Mono"/>
         </w:rPr>
         <w:t xml:space="preserve"> is a </w:t>
       </w:r>
       <w:r>
         <w:rPr>
-          <w:rFonts w:ascii="Roboto Mono" w:hAnsi="Roboto Mono"/>
+          <w:rFonts w:ascii="Roboto Mono" w:hAnsi="Roboto Mono" w:eastAsia="Roboto Mono"/>
           <w:b/>
           <w:bCs/>
         </w:rPr>
@@ -124,7 +124,7 @@
       </w:r>
       <w:r>
         <w:rPr>
-          <w:rFonts w:ascii="Roboto Mono" w:hAnsi="Roboto Mono"/>
+          <w:rFonts w:ascii="Roboto Mono" w:hAnsi="Roboto Mono" w:eastAsia="Roboto Mono"/>
         </w:rPr>
         <w:t xml:space="preserve"> about which data is stored in a database.</w:t>
       </w:r>
@@ -137,7 +137,7 @@
       </w:pPr>
       <w:r>
         <w:rPr>
-          <w:rFonts w:ascii="Roboto Mono" w:hAnsi="Roboto Mono"/>
+          <w:rFonts w:ascii="Roboto Mono" w:hAnsi="Roboto Mono" w:eastAsia="Roboto Mono"/>
         </w:rPr>
         <w:t>Entities represent the major objects that a system needs to track and manage.</w:t>
       </w:r>
@@ -150,7 +150,7 @@
       </w:pPr>
       <w:r>
         <w:rPr>
-          <w:rFonts w:ascii="Roboto Mono" w:hAnsi="Roboto Mono"/>
+          <w:rFonts w:ascii="Roboto Mono" w:hAnsi="Roboto Mono" w:eastAsia="Roboto Mono"/>
         </w:rPr>
         <w:pict w14:anchorId="422E2C7E">
           <v:rect id="_x0000_i1025" style="width:0;height:1.5pt" o:hralign="center" o:hrstd="t" o:hr="t" fillcolor="#a0a0a0" stroked="f"/>
@@ -179,7 +179,7 @@
       </w:pPr>
       <w:r>
         <w:rPr>
-          <w:rFonts w:ascii="Arial" w:hAnsi="Arial" w:cs="Arial"/>
+          <w:rFonts w:ascii="Arial" w:hAnsi="Arial" w:cs="Arial" w:eastAsia="Arial"/>
           <w:b/>
           <w:color w:val="000000"/>
           <w:sz w:val="18"/>
@@ -189,7 +189,7 @@
       </w:r>
       <w:r>
         <w:rPr>
-          <w:rFonts w:ascii="Arial" w:hAnsi="Arial" w:cs="Arial"/>
+          <w:rFonts w:ascii="Arial" w:hAnsi="Arial" w:cs="Arial" w:eastAsia="Arial"/>
           <w:color w:val="000000"/>
           <w:sz w:val="18"/>
           <w:highlight w:val="lightGray"/>
@@ -198,7 +198,7 @@
       </w:r>
       <w:r>
         <w:rPr>
-          <w:rFonts w:ascii="Arial" w:hAnsi="Arial" w:cs="Arial"/>
+          <w:rFonts w:ascii="Arial" w:hAnsi="Arial" w:cs="Arial" w:eastAsia="Arial"/>
           <w:b/>
           <w:color w:val="000000"/>
           <w:sz w:val="18"/>
@@ -208,7 +208,7 @@
       </w:r>
       <w:r>
         <w:rPr>
-          <w:rFonts w:ascii="Arial" w:hAnsi="Arial" w:cs="Arial"/>
+          <w:rFonts w:ascii="Arial" w:hAnsi="Arial" w:cs="Arial" w:eastAsia="Arial"/>
           <w:color w:val="000000"/>
           <w:sz w:val="18"/>
           <w:highlight w:val="lightGray"/>
@@ -217,7 +217,7 @@
       </w:r>
       <w:r>
         <w:rPr>
-          <w:rFonts w:ascii="Arial" w:hAnsi="Arial" w:cs="Arial"/>
+          <w:rFonts w:ascii="Arial" w:hAnsi="Arial" w:cs="Arial" w:eastAsia="Arial"/>
           <w:b/>
           <w:color w:val="000000"/>
           <w:sz w:val="18"/>
@@ -227,7 +227,7 @@
       </w:r>
       <w:r>
         <w:rPr>
-          <w:rFonts w:ascii="Arial" w:hAnsi="Arial" w:cs="Arial"/>
+          <w:rFonts w:ascii="Arial" w:hAnsi="Arial" w:cs="Arial" w:eastAsia="Arial"/>
           <w:color w:val="000000"/>
           <w:sz w:val="18"/>
           <w:highlight w:val="lightGray"/>
@@ -243,7 +243,7 @@
       </w:pPr>
       <w:r>
         <w:rPr>
-          <w:rFonts w:ascii="Roboto Mono" w:hAnsi="Roboto Mono"/>
+          <w:rFonts w:ascii="Roboto Mono" w:hAnsi="Roboto Mono" w:eastAsia="Roboto Mono"/>
         </w:rPr>
         <w:t>Entities help answer:</w:t>
       </w:r>
@@ -260,7 +260,7 @@
       </w:pPr>
       <w:r>
         <w:rPr>
-          <w:rFonts w:ascii="Roboto Mono" w:hAnsi="Roboto Mono"/>
+          <w:rFonts w:ascii="Roboto Mono" w:hAnsi="Roboto Mono" w:eastAsia="Roboto Mono"/>
         </w:rPr>
         <w:t xml:space="preserve">What information should the database store? </w:t>
       </w:r>
@@ -277,7 +277,7 @@
       </w:pPr>
       <w:r>
         <w:rPr>
-          <w:rFonts w:ascii="Roboto Mono" w:hAnsi="Roboto Mono"/>
+          <w:rFonts w:ascii="Roboto Mono" w:hAnsi="Roboto Mono" w:eastAsia="Roboto Mono"/>
         </w:rPr>
         <w:t xml:space="preserve">What objects exist in the business domain? </w:t>
       </w:r>
@@ -294,7 +294,7 @@
       </w:pPr>
       <w:r>
         <w:rPr>
-          <w:rFonts w:ascii="Roboto Mono" w:hAnsi="Roboto Mono"/>
+          <w:rFonts w:ascii="Roboto Mono" w:hAnsi="Roboto Mono" w:eastAsia="Roboto Mono"/>
         </w:rPr>
         <w:t xml:space="preserve">What things need to be tracked? </w:t>
       </w:r>
@@ -307,7 +307,7 @@
       </w:pPr>
       <w:r>
         <w:rPr>
-          <w:rFonts w:ascii="Roboto Mono" w:hAnsi="Roboto Mono"/>
+          <w:rFonts w:ascii="Roboto Mono" w:hAnsi="Roboto Mono" w:eastAsia="Roboto Mono"/>
         </w:rPr>
         <w:pict w14:anchorId="006DB2AC">
           <v:rect id="_x0000_i1026" style="width:0;height:1.5pt" o:hralign="center" o:hrstd="t" o:hr="t" fillcolor="#a0a0a0" stroked="f"/>
@@ -336,7 +336,7 @@
       </w:pPr>
       <w:r>
         <w:rPr>
-          <w:rFonts w:ascii="Arial" w:hAnsi="Arial" w:cs="Arial"/>
+          <w:rFonts w:ascii="Arial" w:hAnsi="Arial" w:cs="Arial" w:eastAsia="Arial"/>
           <w:b/>
           <w:color w:val="000000"/>
           <w:sz w:val="18"/>
@@ -346,7 +346,7 @@
       </w:r>
       <w:r>
         <w:rPr>
-          <w:rFonts w:ascii="Arial" w:hAnsi="Arial" w:cs="Arial"/>
+          <w:rFonts w:ascii="Arial" w:hAnsi="Arial" w:cs="Arial" w:eastAsia="Arial"/>
           <w:color w:val="000000"/>
           <w:sz w:val="18"/>
           <w:highlight w:val="lightGray"/>
@@ -355,7 +355,7 @@
       </w:r>
       <w:r>
         <w:rPr>
-          <w:rFonts w:ascii="Arial" w:hAnsi="Arial" w:cs="Arial"/>
+          <w:rFonts w:ascii="Arial" w:hAnsi="Arial" w:cs="Arial" w:eastAsia="Arial"/>
           <w:b/>
           <w:color w:val="000000"/>
           <w:sz w:val="18"/>
@@ -365,7 +365,7 @@
       </w:r>
       <w:r>
         <w:rPr>
-          <w:rFonts w:ascii="Arial" w:hAnsi="Arial" w:cs="Arial"/>
+          <w:rFonts w:ascii="Arial" w:hAnsi="Arial" w:cs="Arial" w:eastAsia="Arial"/>
           <w:color w:val="000000"/>
           <w:sz w:val="18"/>
           <w:highlight w:val="lightGray"/>
@@ -374,7 +374,7 @@
       </w:r>
       <w:r>
         <w:rPr>
-          <w:rFonts w:ascii="Arial" w:hAnsi="Arial" w:cs="Arial"/>
+          <w:rFonts w:ascii="Arial" w:hAnsi="Arial" w:cs="Arial" w:eastAsia="Arial"/>
           <w:b/>
           <w:color w:val="000000"/>
           <w:sz w:val="18"/>
@@ -384,7 +384,7 @@
       </w:r>
       <w:r>
         <w:rPr>
-          <w:rFonts w:ascii="Arial" w:hAnsi="Arial" w:cs="Arial"/>
+          <w:rFonts w:ascii="Arial" w:hAnsi="Arial" w:cs="Arial" w:eastAsia="Arial"/>
           <w:color w:val="000000"/>
           <w:sz w:val="18"/>
           <w:highlight w:val="lightGray"/>
@@ -402,7 +402,7 @@
       </w:pPr>
       <w:r>
         <w:rPr>
-          <w:rFonts w:ascii="Roboto Mono" w:hAnsi="Roboto Mono"/>
+          <w:rFonts w:ascii="Roboto Mono" w:hAnsi="Roboto Mono" w:eastAsia="Roboto Mono"/>
           <w:b/>
           <w:bCs/>
         </w:rPr>
@@ -479,7 +479,7 @@
       </w:pPr>
       <w:r>
         <w:rPr>
-          <w:rFonts w:ascii="Roboto Mono" w:hAnsi="Roboto Mono"/>
+          <w:rFonts w:ascii="Roboto Mono" w:hAnsi="Roboto Mono" w:eastAsia="Roboto Mono"/>
         </w:rPr>
         <w:t>Entities:</w:t>
       </w:r>
@@ -492,27 +492,27 @@
       </w:pPr>
       <w:r>
         <w:rPr>
-          <w:rFonts w:ascii="Roboto Mono" w:hAnsi="Roboto Mono"/>
+          <w:rFonts w:ascii="Roboto Mono" w:hAnsi="Roboto Mono" w:eastAsia="Roboto Mono"/>
         </w:rPr>
         <w:t>Customer</w:t>
       </w:r>
       <w:r>
         <w:rPr>
-          <w:rFonts w:ascii="Roboto Mono" w:hAnsi="Roboto Mono"/>
+          <w:rFonts w:ascii="Roboto Mono" w:hAnsi="Roboto Mono" w:eastAsia="Roboto Mono"/>
         </w:rPr>
         <w:br/>
         <w:t>Product</w:t>
       </w:r>
       <w:r>
         <w:rPr>
-          <w:rFonts w:ascii="Roboto Mono" w:hAnsi="Roboto Mono"/>
+          <w:rFonts w:ascii="Roboto Mono" w:hAnsi="Roboto Mono" w:eastAsia="Roboto Mono"/>
         </w:rPr>
         <w:br/>
         <w:t>Order</w:t>
       </w:r>
       <w:r>
         <w:rPr>
-          <w:rFonts w:ascii="Roboto Mono" w:hAnsi="Roboto Mono"/>
+          <w:rFonts w:ascii="Roboto Mono" w:hAnsi="Roboto Mono" w:eastAsia="Roboto Mono"/>
         </w:rPr>
         <w:br/>
         <w:t>Payment</w:t>
@@ -528,7 +528,7 @@
       </w:pPr>
       <w:r>
         <w:rPr>
-          <w:rFonts w:ascii="Roboto Mono" w:hAnsi="Roboto Mono"/>
+          <w:rFonts w:ascii="Roboto Mono" w:hAnsi="Roboto Mono" w:eastAsia="Roboto Mono"/>
           <w:b/>
           <w:bCs/>
         </w:rPr>
@@ -543,7 +543,7 @@
       </w:pPr>
       <w:r>
         <w:rPr>
-          <w:rFonts w:ascii="Roboto Mono" w:hAnsi="Roboto Mono"/>
+          <w:rFonts w:ascii="Roboto Mono" w:hAnsi="Roboto Mono" w:eastAsia="Roboto Mono"/>
         </w:rPr>
         <w:t>Entities:</w:t>
       </w:r>
@@ -616,27 +616,27 @@
       </w:pPr>
       <w:r>
         <w:rPr>
-          <w:rFonts w:ascii="Roboto Mono" w:hAnsi="Roboto Mono"/>
+          <w:rFonts w:ascii="Roboto Mono" w:hAnsi="Roboto Mono" w:eastAsia="Roboto Mono"/>
         </w:rPr>
         <w:t>Student</w:t>
       </w:r>
       <w:r>
         <w:rPr>
-          <w:rFonts w:ascii="Roboto Mono" w:hAnsi="Roboto Mono"/>
+          <w:rFonts w:ascii="Roboto Mono" w:hAnsi="Roboto Mono" w:eastAsia="Roboto Mono"/>
         </w:rPr>
         <w:br/>
         <w:t>Teacher</w:t>
       </w:r>
       <w:r>
         <w:rPr>
-          <w:rFonts w:ascii="Roboto Mono" w:hAnsi="Roboto Mono"/>
+          <w:rFonts w:ascii="Roboto Mono" w:hAnsi="Roboto Mono" w:eastAsia="Roboto Mono"/>
         </w:rPr>
         <w:br/>
         <w:t>Course</w:t>
       </w:r>
       <w:r>
         <w:rPr>
-          <w:rFonts w:ascii="Roboto Mono" w:hAnsi="Roboto Mono"/>
+          <w:rFonts w:ascii="Roboto Mono" w:hAnsi="Roboto Mono" w:eastAsia="Roboto Mono"/>
         </w:rPr>
         <w:br/>
         <w:t>Classroom</w:t>
@@ -652,7 +652,7 @@
       </w:pPr>
       <w:r>
         <w:rPr>
-          <w:rFonts w:ascii="Roboto Mono" w:hAnsi="Roboto Mono"/>
+          <w:rFonts w:ascii="Roboto Mono" w:hAnsi="Roboto Mono" w:eastAsia="Roboto Mono"/>
           <w:b/>
           <w:bCs/>
         </w:rPr>
@@ -729,7 +729,7 @@
       </w:pPr>
       <w:r>
         <w:rPr>
-          <w:rFonts w:ascii="Roboto Mono" w:hAnsi="Roboto Mono"/>
+          <w:rFonts w:ascii="Roboto Mono" w:hAnsi="Roboto Mono" w:eastAsia="Roboto Mono"/>
         </w:rPr>
         <w:t>Entities:</w:t>
       </w:r>
@@ -742,27 +742,27 @@
       </w:pPr>
       <w:r>
         <w:rPr>
-          <w:rFonts w:ascii="Roboto Mono" w:hAnsi="Roboto Mono"/>
+          <w:rFonts w:ascii="Roboto Mono" w:hAnsi="Roboto Mono" w:eastAsia="Roboto Mono"/>
         </w:rPr>
         <w:t>Patient</w:t>
       </w:r>
       <w:r>
         <w:rPr>
-          <w:rFonts w:ascii="Roboto Mono" w:hAnsi="Roboto Mono"/>
+          <w:rFonts w:ascii="Roboto Mono" w:hAnsi="Roboto Mono" w:eastAsia="Roboto Mono"/>
         </w:rPr>
         <w:br/>
         <w:t>Doctor</w:t>
       </w:r>
       <w:r>
         <w:rPr>
-          <w:rFonts w:ascii="Roboto Mono" w:hAnsi="Roboto Mono"/>
+          <w:rFonts w:ascii="Roboto Mono" w:hAnsi="Roboto Mono" w:eastAsia="Roboto Mono"/>
         </w:rPr>
         <w:br/>
         <w:t>Appointment</w:t>
       </w:r>
       <w:r>
         <w:rPr>
-          <w:rFonts w:ascii="Roboto Mono" w:hAnsi="Roboto Mono"/>
+          <w:rFonts w:ascii="Roboto Mono" w:hAnsi="Roboto Mono" w:eastAsia="Roboto Mono"/>
         </w:rPr>
         <w:br/>
         <w:t>Prescription</w:t>
@@ -776,7 +776,7 @@
       </w:pPr>
       <w:r>
         <w:rPr>
-          <w:rFonts w:ascii="Roboto Mono" w:hAnsi="Roboto Mono"/>
+          <w:rFonts w:ascii="Roboto Mono" w:hAnsi="Roboto Mono" w:eastAsia="Roboto Mono"/>
         </w:rPr>
         <w:pict w14:anchorId="0B6C1C3F">
           <v:rect id="_x0000_i1027" style="width:0;height:1.5pt" o:hralign="center" o:hrstd="t" o:hr="t" fillcolor="#a0a0a0" stroked="f"/>
@@ -800,7 +800,7 @@
     <w:p>
       <w:r>
         <w:rPr>
-          <w:rFonts w:ascii="Arial" w:hAnsi="Arial" w:cs="Arial"/>
+          <w:rFonts w:ascii="Arial" w:hAnsi="Arial" w:cs="Arial" w:eastAsia="Arial"/>
           <w:b/>
           <w:color w:val="000000"/>
           <w:sz w:val="18"/>
@@ -810,7 +810,7 @@
       </w:r>
       <w:r>
         <w:rPr>
-          <w:rFonts w:ascii="Arial" w:hAnsi="Arial" w:cs="Arial"/>
+          <w:rFonts w:ascii="Arial" w:hAnsi="Arial" w:cs="Arial" w:eastAsia="Arial"/>
           <w:color w:val="000000"/>
           <w:sz w:val="18"/>
           <w:highlight w:val="lightGray"/>
@@ -819,7 +819,7 @@
       </w:r>
       <w:r>
         <w:rPr>
-          <w:rFonts w:ascii="Arial" w:hAnsi="Arial" w:cs="Arial"/>
+          <w:rFonts w:ascii="Arial" w:hAnsi="Arial" w:cs="Arial" w:eastAsia="Arial"/>
           <w:b/>
           <w:color w:val="000000"/>
           <w:sz w:val="18"/>
@@ -829,7 +829,7 @@
       </w:r>
       <w:r>
         <w:rPr>
-          <w:rFonts w:ascii="Arial" w:hAnsi="Arial" w:cs="Arial"/>
+          <w:rFonts w:ascii="Arial" w:hAnsi="Arial" w:cs="Arial" w:eastAsia="Arial"/>
           <w:color w:val="000000"/>
           <w:sz w:val="18"/>
           <w:highlight w:val="lightGray"/>
@@ -838,7 +838,7 @@
       </w:r>
       <w:r>
         <w:rPr>
-          <w:rFonts w:ascii="Arial" w:hAnsi="Arial" w:cs="Arial"/>
+          <w:rFonts w:ascii="Arial" w:hAnsi="Arial" w:cs="Arial" w:eastAsia="Arial"/>
           <w:b/>
           <w:color w:val="000000"/>
           <w:sz w:val="18"/>
@@ -848,7 +848,7 @@
       </w:r>
       <w:r>
         <w:rPr>
-          <w:rFonts w:ascii="Arial" w:hAnsi="Arial" w:cs="Arial"/>
+          <w:rFonts w:ascii="Arial" w:hAnsi="Arial" w:cs="Arial" w:eastAsia="Arial"/>
           <w:color w:val="000000"/>
           <w:sz w:val="18"/>
           <w:highlight w:val="lightGray"/>
@@ -864,7 +864,7 @@
       </w:pPr>
       <w:r>
         <w:rPr>
-          <w:rFonts w:ascii="Roboto Mono" w:hAnsi="Roboto Mono"/>
+          <w:rFonts w:ascii="Roboto Mono" w:hAnsi="Roboto Mono" w:eastAsia="Roboto Mono"/>
         </w:rPr>
         <w:t>An entity:</w:t>
       </w:r>
@@ -881,7 +881,7 @@
       </w:pPr>
       <w:r>
         <w:rPr>
-          <w:rFonts w:ascii="Roboto Mono" w:hAnsi="Roboto Mono"/>
+          <w:rFonts w:ascii="Roboto Mono" w:hAnsi="Roboto Mono" w:eastAsia="Roboto Mono"/>
         </w:rPr>
         <w:t xml:space="preserve">Has a unique identity </w:t>
       </w:r>
@@ -898,7 +898,7 @@
       </w:pPr>
       <w:r>
         <w:rPr>
-          <w:rFonts w:ascii="Roboto Mono" w:hAnsi="Roboto Mono"/>
+          <w:rFonts w:ascii="Roboto Mono" w:hAnsi="Roboto Mono" w:eastAsia="Roboto Mono"/>
         </w:rPr>
         <w:t xml:space="preserve">Has attributes (properties) </w:t>
       </w:r>
@@ -915,7 +915,7 @@
       </w:pPr>
       <w:r>
         <w:rPr>
-          <w:rFonts w:ascii="Roboto Mono" w:hAnsi="Roboto Mono"/>
+          <w:rFonts w:ascii="Roboto Mono" w:hAnsi="Roboto Mono" w:eastAsia="Roboto Mono"/>
         </w:rPr>
         <w:t xml:space="preserve">Can participate in relationships </w:t>
       </w:r>
@@ -932,7 +932,7 @@
       </w:pPr>
       <w:r>
         <w:rPr>
-          <w:rFonts w:ascii="Roboto Mono" w:hAnsi="Roboto Mono"/>
+          <w:rFonts w:ascii="Roboto Mono" w:hAnsi="Roboto Mono" w:eastAsia="Roboto Mono"/>
         </w:rPr>
         <w:t xml:space="preserve">Represents something meaningful to the business </w:t>
       </w:r>
@@ -945,7 +945,7 @@
       </w:pPr>
       <w:r>
         <w:rPr>
-          <w:rFonts w:ascii="Roboto Mono" w:hAnsi="Roboto Mono"/>
+          <w:rFonts w:ascii="Roboto Mono" w:hAnsi="Roboto Mono" w:eastAsia="Roboto Mono"/>
         </w:rPr>
         <w:pict w14:anchorId="4D84535C">
           <v:rect id="_x0000_i1028" style="width:0;height:1.5pt" o:hralign="center" o:hrstd="t" o:hr="t" fillcolor="#a0a0a0" stroked="f"/>
@@ -975,7 +975,7 @@
       </w:pPr>
       <w:r>
         <w:rPr>
-          <w:rFonts w:ascii="Arial" w:hAnsi="Arial" w:cs="Arial"/>
+          <w:rFonts w:ascii="Arial" w:hAnsi="Arial" w:cs="Arial" w:eastAsia="Arial"/>
           <w:b/>
           <w:color w:val="000000"/>
           <w:sz w:val="18"/>
@@ -985,7 +985,7 @@
       </w:r>
       <w:r>
         <w:rPr>
-          <w:rFonts w:ascii="Arial" w:hAnsi="Arial" w:cs="Arial"/>
+          <w:rFonts w:ascii="Arial" w:hAnsi="Arial" w:cs="Arial" w:eastAsia="Arial"/>
           <w:color w:val="000000"/>
           <w:sz w:val="18"/>
           <w:highlight w:val="lightGray"/>
@@ -994,7 +994,7 @@
       </w:r>
       <w:r>
         <w:rPr>
-          <w:rFonts w:ascii="Arial" w:hAnsi="Arial" w:cs="Arial"/>
+          <w:rFonts w:ascii="Arial" w:hAnsi="Arial" w:cs="Arial" w:eastAsia="Arial"/>
           <w:b/>
           <w:color w:val="000000"/>
           <w:sz w:val="18"/>
@@ -1004,7 +1004,7 @@
       </w:r>
       <w:r>
         <w:rPr>
-          <w:rFonts w:ascii="Arial" w:hAnsi="Arial" w:cs="Arial"/>
+          <w:rFonts w:ascii="Arial" w:hAnsi="Arial" w:cs="Arial" w:eastAsia="Arial"/>
           <w:color w:val="000000"/>
           <w:sz w:val="18"/>
           <w:highlight w:val="lightGray"/>
@@ -1013,7 +1013,7 @@
       </w:r>
       <w:r>
         <w:rPr>
-          <w:rFonts w:ascii="Arial" w:hAnsi="Arial" w:cs="Arial"/>
+          <w:rFonts w:ascii="Arial" w:hAnsi="Arial" w:cs="Arial" w:eastAsia="Arial"/>
           <w:b/>
           <w:color w:val="000000"/>
           <w:sz w:val="18"/>
@@ -1023,7 +1023,7 @@
       </w:r>
       <w:r>
         <w:rPr>
-          <w:rFonts w:ascii="Arial" w:hAnsi="Arial" w:cs="Arial"/>
+          <w:rFonts w:ascii="Arial" w:hAnsi="Arial" w:cs="Arial" w:eastAsia="Arial"/>
           <w:color w:val="000000"/>
           <w:sz w:val="18"/>
           <w:highlight w:val="lightGray"/>
@@ -1390,7 +1390,7 @@
       </w:pPr>
       <w:r>
         <w:rPr>
-          <w:rFonts w:ascii="Roboto Mono" w:hAnsi="Roboto Mono"/>
+          <w:rFonts w:ascii="Roboto Mono" w:hAnsi="Roboto Mono" w:eastAsia="Roboto Mono"/>
         </w:rPr>
         <w:pict w14:anchorId="687ED7C9">
           <v:rect id="_x0000_i1029" style="width:0;height:1.5pt" o:hralign="center" o:hrstd="t" o:hr="t" fillcolor="#a0a0a0" stroked="f"/>
@@ -1423,7 +1423,7 @@
     <w:p>
       <w:r>
         <w:rPr>
-          <w:rFonts w:ascii="Arial" w:hAnsi="Arial" w:cs="Arial"/>
+          <w:rFonts w:ascii="Arial" w:hAnsi="Arial" w:cs="Arial" w:eastAsia="Arial"/>
           <w:b/>
           <w:color w:val="000000"/>
           <w:sz w:val="18"/>
@@ -1433,7 +1433,7 @@
       </w:r>
       <w:r>
         <w:rPr>
-          <w:rFonts w:ascii="Arial" w:hAnsi="Arial" w:cs="Arial"/>
+          <w:rFonts w:ascii="Arial" w:hAnsi="Arial" w:cs="Arial" w:eastAsia="Arial"/>
           <w:color w:val="000000"/>
           <w:sz w:val="18"/>
           <w:highlight w:val="lightGray"/>
@@ -1442,7 +1442,7 @@
       </w:r>
       <w:r>
         <w:rPr>
-          <w:rFonts w:ascii="Arial" w:hAnsi="Arial" w:cs="Arial"/>
+          <w:rFonts w:ascii="Arial" w:hAnsi="Arial" w:cs="Arial" w:eastAsia="Arial"/>
           <w:b/>
           <w:color w:val="000000"/>
           <w:sz w:val="18"/>
@@ -1452,7 +1452,7 @@
       </w:r>
       <w:r>
         <w:rPr>
-          <w:rFonts w:ascii="Arial" w:hAnsi="Arial" w:cs="Arial"/>
+          <w:rFonts w:ascii="Arial" w:hAnsi="Arial" w:cs="Arial" w:eastAsia="Arial"/>
           <w:color w:val="000000"/>
           <w:sz w:val="18"/>
           <w:highlight w:val="lightGray"/>
@@ -1461,7 +1461,7 @@
       </w:r>
       <w:r>
         <w:rPr>
-          <w:rFonts w:ascii="Arial" w:hAnsi="Arial" w:cs="Arial"/>
+          <w:rFonts w:ascii="Arial" w:hAnsi="Arial" w:cs="Arial" w:eastAsia="Arial"/>
           <w:b/>
           <w:color w:val="000000"/>
           <w:sz w:val="18"/>
@@ -1471,7 +1471,7 @@
       </w:r>
       <w:r>
         <w:rPr>
-          <w:rFonts w:ascii="Arial" w:hAnsi="Arial" w:cs="Arial"/>
+          <w:rFonts w:ascii="Arial" w:hAnsi="Arial" w:cs="Arial" w:eastAsia="Arial"/>
           <w:color w:val="000000"/>
           <w:sz w:val="18"/>
           <w:highlight w:val="lightGray"/>
@@ -1487,7 +1487,7 @@
       </w:pPr>
       <w:r>
         <w:rPr>
-          <w:rFonts w:ascii="Roboto Mono" w:hAnsi="Roboto Mono"/>
+          <w:rFonts w:ascii="Roboto Mono" w:hAnsi="Roboto Mono" w:eastAsia="Roboto Mono"/>
         </w:rPr>
         <w:t>In relational databases, an entity usually becomes a table.</w:t>
       </w:r>
@@ -1502,7 +1502,7 @@
       </w:pPr>
       <w:r>
         <w:rPr>
-          <w:rFonts w:ascii="Roboto Mono" w:hAnsi="Roboto Mono"/>
+          <w:rFonts w:ascii="Roboto Mono" w:hAnsi="Roboto Mono" w:eastAsia="Roboto Mono"/>
           <w:b/>
           <w:bCs/>
         </w:rPr>
@@ -1579,7 +1579,7 @@
       </w:pPr>
       <w:r>
         <w:rPr>
-          <w:rFonts w:ascii="Roboto Mono" w:hAnsi="Roboto Mono"/>
+          <w:rFonts w:ascii="Roboto Mono" w:hAnsi="Roboto Mono" w:eastAsia="Roboto Mono"/>
         </w:rPr>
         <w:t>Customer</w:t>
       </w:r>
@@ -1594,7 +1594,7 @@
       </w:pPr>
       <w:r>
         <w:rPr>
-          <w:rFonts w:ascii="Roboto Mono" w:hAnsi="Roboto Mono"/>
+          <w:rFonts w:ascii="Roboto Mono" w:hAnsi="Roboto Mono" w:eastAsia="Roboto Mono"/>
           <w:b/>
           <w:bCs/>
         </w:rPr>
@@ -1897,7 +1897,7 @@
       </w:pPr>
       <w:r>
         <w:rPr>
-          <w:rFonts w:ascii="Roboto Mono" w:hAnsi="Roboto Mono"/>
+          <w:rFonts w:ascii="Roboto Mono" w:hAnsi="Roboto Mono" w:eastAsia="Roboto Mono"/>
         </w:rPr>
         <w:t>Here:</w:t>
       </w:r>
@@ -1914,7 +1914,7 @@
       </w:pPr>
       <w:r>
         <w:rPr>
-          <w:rFonts w:ascii="Roboto Mono" w:hAnsi="Roboto Mono"/>
+          <w:rFonts w:ascii="Roboto Mono" w:hAnsi="Roboto Mono" w:eastAsia="Roboto Mono"/>
         </w:rPr>
         <w:t xml:space="preserve">Entity = Customer </w:t>
       </w:r>
@@ -1931,7 +1931,7 @@
       </w:pPr>
       <w:r>
         <w:rPr>
-          <w:rFonts w:ascii="Roboto Mono" w:hAnsi="Roboto Mono"/>
+          <w:rFonts w:ascii="Roboto Mono" w:hAnsi="Roboto Mono" w:eastAsia="Roboto Mono"/>
         </w:rPr>
         <w:t xml:space="preserve">Table = Customers </w:t>
       </w:r>
@@ -1944,7 +1944,7 @@
       </w:pPr>
       <w:r>
         <w:rPr>
-          <w:rFonts w:ascii="Roboto Mono" w:hAnsi="Roboto Mono"/>
+          <w:rFonts w:ascii="Roboto Mono" w:hAnsi="Roboto Mono" w:eastAsia="Roboto Mono"/>
         </w:rPr>
         <w:pict w14:anchorId="652916A1">
           <v:rect id="_x0000_i1030" style="width:0;height:1.5pt" o:hralign="center" o:hrstd="t" o:hr="t" fillcolor="#a0a0a0" stroked="f"/>
@@ -1968,7 +1968,7 @@
     <w:p>
       <w:r>
         <w:rPr>
-          <w:rFonts w:ascii="Arial" w:hAnsi="Arial" w:cs="Arial"/>
+          <w:rFonts w:ascii="Arial" w:hAnsi="Arial" w:cs="Arial" w:eastAsia="Arial"/>
           <w:b/>
           <w:color w:val="000000"/>
           <w:sz w:val="18"/>
@@ -1978,7 +1978,7 @@
       </w:r>
       <w:r>
         <w:rPr>
-          <w:rFonts w:ascii="Arial" w:hAnsi="Arial" w:cs="Arial"/>
+          <w:rFonts w:ascii="Arial" w:hAnsi="Arial" w:cs="Arial" w:eastAsia="Arial"/>
           <w:color w:val="000000"/>
           <w:sz w:val="18"/>
           <w:highlight w:val="lightGray"/>
@@ -1987,7 +1987,7 @@
       </w:r>
       <w:r>
         <w:rPr>
-          <w:rFonts w:ascii="Arial" w:hAnsi="Arial" w:cs="Arial"/>
+          <w:rFonts w:ascii="Arial" w:hAnsi="Arial" w:cs="Arial" w:eastAsia="Arial"/>
           <w:b/>
           <w:color w:val="000000"/>
           <w:sz w:val="18"/>
@@ -1997,7 +1997,7 @@
       </w:r>
       <w:r>
         <w:rPr>
-          <w:rFonts w:ascii="Arial" w:hAnsi="Arial" w:cs="Arial"/>
+          <w:rFonts w:ascii="Arial" w:hAnsi="Arial" w:cs="Arial" w:eastAsia="Arial"/>
           <w:color w:val="000000"/>
           <w:sz w:val="18"/>
           <w:highlight w:val="lightGray"/>
@@ -2006,7 +2006,7 @@
       </w:r>
       <w:r>
         <w:rPr>
-          <w:rFonts w:ascii="Arial" w:hAnsi="Arial" w:cs="Arial"/>
+          <w:rFonts w:ascii="Arial" w:hAnsi="Arial" w:cs="Arial" w:eastAsia="Arial"/>
           <w:b/>
           <w:color w:val="000000"/>
           <w:sz w:val="18"/>
@@ -2016,7 +2016,7 @@
       </w:r>
       <w:r>
         <w:rPr>
-          <w:rFonts w:ascii="Arial" w:hAnsi="Arial" w:cs="Arial"/>
+          <w:rFonts w:ascii="Arial" w:hAnsi="Arial" w:cs="Arial" w:eastAsia="Arial"/>
           <w:color w:val="000000"/>
           <w:sz w:val="18"/>
           <w:highlight w:val="lightGray"/>
@@ -2032,7 +2032,7 @@
       </w:pPr>
       <w:r>
         <w:rPr>
-          <w:rFonts w:ascii="Roboto Mono" w:hAnsi="Roboto Mono"/>
+          <w:rFonts w:ascii="Roboto Mono" w:hAnsi="Roboto Mono" w:eastAsia="Roboto Mono"/>
         </w:rPr>
         <w:t>Example:</w:t>
       </w:r>
@@ -2105,20 +2105,20 @@
       </w:pPr>
       <w:r>
         <w:rPr>
-          <w:rFonts w:ascii="Roboto Mono" w:hAnsi="Roboto Mono"/>
+          <w:rFonts w:ascii="Roboto Mono" w:hAnsi="Roboto Mono" w:eastAsia="Roboto Mono"/>
         </w:rPr>
         <w:t>+----------+</w:t>
       </w:r>
       <w:r>
         <w:rPr>
-          <w:rFonts w:ascii="Roboto Mono" w:hAnsi="Roboto Mono"/>
+          <w:rFonts w:ascii="Roboto Mono" w:hAnsi="Roboto Mono" w:eastAsia="Roboto Mono"/>
         </w:rPr>
         <w:br/>
         <w:t>| Customer |</w:t>
       </w:r>
       <w:r>
         <w:rPr>
-          <w:rFonts w:ascii="Roboto Mono" w:hAnsi="Roboto Mono"/>
+          <w:rFonts w:ascii="Roboto Mono" w:hAnsi="Roboto Mono" w:eastAsia="Roboto Mono"/>
         </w:rPr>
         <w:br/>
         <w:t>+----------+</w:t>
@@ -2132,7 +2132,7 @@
       </w:pPr>
       <w:r>
         <w:rPr>
-          <w:rFonts w:ascii="Roboto Mono" w:hAnsi="Roboto Mono"/>
+          <w:rFonts w:ascii="Roboto Mono" w:hAnsi="Roboto Mono" w:eastAsia="Roboto Mono"/>
         </w:rPr>
         <w:t>The rectangle represents an entity.</w:t>
       </w:r>
@@ -2145,7 +2145,7 @@
       </w:pPr>
       <w:r>
         <w:rPr>
-          <w:rFonts w:ascii="Roboto Mono" w:hAnsi="Roboto Mono"/>
+          <w:rFonts w:ascii="Roboto Mono" w:hAnsi="Roboto Mono" w:eastAsia="Roboto Mono"/>
         </w:rPr>
         <w:pict w14:anchorId="74560BCE">
           <v:rect id="_x0000_i1031" style="width:0;height:1.5pt" o:hralign="center" o:hrstd="t" o:hr="t" fillcolor="#a0a0a0" stroked="f"/>
@@ -2169,7 +2169,7 @@
     <w:p>
       <w:r>
         <w:rPr>
-          <w:rFonts w:ascii="Arial" w:hAnsi="Arial" w:cs="Arial"/>
+          <w:rFonts w:ascii="Arial" w:hAnsi="Arial" w:cs="Arial" w:eastAsia="Arial"/>
           <w:b/>
           <w:color w:val="000000"/>
           <w:sz w:val="18"/>
@@ -2179,7 +2179,7 @@
       </w:r>
       <w:r>
         <w:rPr>
-          <w:rFonts w:ascii="Arial" w:hAnsi="Arial" w:cs="Arial"/>
+          <w:rFonts w:ascii="Arial" w:hAnsi="Arial" w:cs="Arial" w:eastAsia="Arial"/>
           <w:color w:val="000000"/>
           <w:sz w:val="18"/>
           <w:highlight w:val="lightGray"/>
@@ -2188,7 +2188,7 @@
       </w:r>
       <w:r>
         <w:rPr>
-          <w:rFonts w:ascii="Arial" w:hAnsi="Arial" w:cs="Arial"/>
+          <w:rFonts w:ascii="Arial" w:hAnsi="Arial" w:cs="Arial" w:eastAsia="Arial"/>
           <w:b/>
           <w:color w:val="000000"/>
           <w:sz w:val="18"/>
@@ -2198,7 +2198,7 @@
       </w:r>
       <w:r>
         <w:rPr>
-          <w:rFonts w:ascii="Arial" w:hAnsi="Arial" w:cs="Arial"/>
+          <w:rFonts w:ascii="Arial" w:hAnsi="Arial" w:cs="Arial" w:eastAsia="Arial"/>
           <w:color w:val="000000"/>
           <w:sz w:val="18"/>
           <w:highlight w:val="lightGray"/>
@@ -2207,7 +2207,7 @@
       </w:r>
       <w:r>
         <w:rPr>
-          <w:rFonts w:ascii="Arial" w:hAnsi="Arial" w:cs="Arial"/>
+          <w:rFonts w:ascii="Arial" w:hAnsi="Arial" w:cs="Arial" w:eastAsia="Arial"/>
           <w:b/>
           <w:color w:val="000000"/>
           <w:sz w:val="18"/>
@@ -2217,7 +2217,7 @@
       </w:r>
       <w:r>
         <w:rPr>
-          <w:rFonts w:ascii="Arial" w:hAnsi="Arial" w:cs="Arial"/>
+          <w:rFonts w:ascii="Arial" w:hAnsi="Arial" w:cs="Arial" w:eastAsia="Arial"/>
           <w:color w:val="000000"/>
           <w:sz w:val="18"/>
           <w:highlight w:val="lightGray"/>
@@ -2233,7 +2233,7 @@
       </w:pPr>
       <w:r>
         <w:rPr>
-          <w:rFonts w:ascii="Roboto Mono" w:hAnsi="Roboto Mono"/>
+          <w:rFonts w:ascii="Roboto Mono" w:hAnsi="Roboto Mono" w:eastAsia="Roboto Mono"/>
         </w:rPr>
         <w:t>Online shopping system:</w:t>
       </w:r>
@@ -2306,86 +2306,86 @@
       </w:pPr>
       <w:r>
         <w:rPr>
-          <w:rFonts w:ascii="Roboto Mono" w:hAnsi="Roboto Mono"/>
+          <w:rFonts w:ascii="Roboto Mono" w:hAnsi="Roboto Mono" w:eastAsia="Roboto Mono"/>
         </w:rPr>
         <w:t>Customer</w:t>
       </w:r>
       <w:r>
         <w:rPr>
-          <w:rFonts w:ascii="Roboto Mono" w:hAnsi="Roboto Mono"/>
+          <w:rFonts w:ascii="Roboto Mono" w:hAnsi="Roboto Mono" w:eastAsia="Roboto Mono"/>
         </w:rPr>
         <w:br/>
         <w:t xml:space="preserve">   </w:t>
       </w:r>
       <w:r>
         <w:rPr>
-          <w:rFonts w:ascii="Arial" w:hAnsi="Arial" w:cs="Arial"/>
+          <w:rFonts w:ascii="Roboto Mono" w:hAnsi="Roboto Mono" w:cs="Arial" w:eastAsia="Roboto Mono"/>
         </w:rPr>
         <w:t>↓</w:t>
       </w:r>
       <w:r>
         <w:rPr>
-          <w:rFonts w:ascii="Roboto Mono" w:hAnsi="Roboto Mono"/>
+          <w:rFonts w:ascii="Roboto Mono" w:hAnsi="Roboto Mono" w:eastAsia="Roboto Mono"/>
         </w:rPr>
         <w:br/>
         <w:t>Places</w:t>
       </w:r>
       <w:r>
         <w:rPr>
-          <w:rFonts w:ascii="Roboto Mono" w:hAnsi="Roboto Mono"/>
+          <w:rFonts w:ascii="Roboto Mono" w:hAnsi="Roboto Mono" w:eastAsia="Roboto Mono"/>
         </w:rPr>
         <w:br/>
         <w:t xml:space="preserve">   </w:t>
       </w:r>
       <w:r>
         <w:rPr>
-          <w:rFonts w:ascii="Arial" w:hAnsi="Arial" w:cs="Arial"/>
+          <w:rFonts w:ascii="Roboto Mono" w:hAnsi="Roboto Mono" w:cs="Arial" w:eastAsia="Roboto Mono"/>
         </w:rPr>
         <w:t>↓</w:t>
       </w:r>
       <w:r>
         <w:rPr>
-          <w:rFonts w:ascii="Roboto Mono" w:hAnsi="Roboto Mono"/>
+          <w:rFonts w:ascii="Roboto Mono" w:hAnsi="Roboto Mono" w:eastAsia="Roboto Mono"/>
         </w:rPr>
         <w:br/>
         <w:t>Order</w:t>
       </w:r>
       <w:r>
         <w:rPr>
-          <w:rFonts w:ascii="Roboto Mono" w:hAnsi="Roboto Mono"/>
+          <w:rFonts w:ascii="Roboto Mono" w:hAnsi="Roboto Mono" w:eastAsia="Roboto Mono"/>
         </w:rPr>
         <w:br/>
         <w:t xml:space="preserve">   </w:t>
       </w:r>
       <w:r>
         <w:rPr>
-          <w:rFonts w:ascii="Arial" w:hAnsi="Arial" w:cs="Arial"/>
+          <w:rFonts w:ascii="Roboto Mono" w:hAnsi="Roboto Mono" w:cs="Arial" w:eastAsia="Roboto Mono"/>
         </w:rPr>
         <w:t>↓</w:t>
       </w:r>
       <w:r>
         <w:rPr>
-          <w:rFonts w:ascii="Roboto Mono" w:hAnsi="Roboto Mono"/>
+          <w:rFonts w:ascii="Roboto Mono" w:hAnsi="Roboto Mono" w:eastAsia="Roboto Mono"/>
         </w:rPr>
         <w:br/>
         <w:t>Contains</w:t>
       </w:r>
       <w:r>
         <w:rPr>
-          <w:rFonts w:ascii="Roboto Mono" w:hAnsi="Roboto Mono"/>
+          <w:rFonts w:ascii="Roboto Mono" w:hAnsi="Roboto Mono" w:eastAsia="Roboto Mono"/>
         </w:rPr>
         <w:br/>
         <w:t xml:space="preserve">   </w:t>
       </w:r>
       <w:r>
         <w:rPr>
-          <w:rFonts w:ascii="Arial" w:hAnsi="Arial" w:cs="Arial"/>
+          <w:rFonts w:ascii="Roboto Mono" w:hAnsi="Roboto Mono" w:cs="Arial" w:eastAsia="Roboto Mono"/>
         </w:rPr>
         <w:t>↓</w:t>
       </w:r>
       <w:r>
         <w:rPr>
-          <w:rFonts w:ascii="Roboto Mono" w:hAnsi="Roboto Mono"/>
+          <w:rFonts w:ascii="Roboto Mono" w:hAnsi="Roboto Mono" w:eastAsia="Roboto Mono"/>
         </w:rPr>
         <w:br/>
         <w:t>Product</w:t>
@@ -2399,7 +2399,7 @@
       </w:pPr>
       <w:r>
         <w:rPr>
-          <w:rFonts w:ascii="Roboto Mono" w:hAnsi="Roboto Mono"/>
+          <w:rFonts w:ascii="Roboto Mono" w:hAnsi="Roboto Mono" w:eastAsia="Roboto Mono"/>
         </w:rPr>
         <w:t>Entities:</w:t>
       </w:r>
@@ -2416,7 +2416,7 @@
       </w:pPr>
       <w:r>
         <w:rPr>
-          <w:rFonts w:ascii="Roboto Mono" w:hAnsi="Roboto Mono"/>
+          <w:rFonts w:ascii="Roboto Mono" w:hAnsi="Roboto Mono" w:eastAsia="Roboto Mono"/>
         </w:rPr>
         <w:t xml:space="preserve">Customer </w:t>
       </w:r>
@@ -2433,7 +2433,7 @@
       </w:pPr>
       <w:r>
         <w:rPr>
-          <w:rFonts w:ascii="Roboto Mono" w:hAnsi="Roboto Mono"/>
+          <w:rFonts w:ascii="Roboto Mono" w:hAnsi="Roboto Mono" w:eastAsia="Roboto Mono"/>
         </w:rPr>
         <w:t xml:space="preserve">Order </w:t>
       </w:r>
@@ -2450,7 +2450,7 @@
       </w:pPr>
       <w:r>
         <w:rPr>
-          <w:rFonts w:ascii="Roboto Mono" w:hAnsi="Roboto Mono"/>
+          <w:rFonts w:ascii="Roboto Mono" w:hAnsi="Roboto Mono" w:eastAsia="Roboto Mono"/>
         </w:rPr>
         <w:t xml:space="preserve">Product </w:t>
       </w:r>
@@ -2463,7 +2463,7 @@
       </w:pPr>
       <w:r>
         <w:rPr>
-          <w:rFonts w:ascii="Roboto Mono" w:hAnsi="Roboto Mono"/>
+          <w:rFonts w:ascii="Roboto Mono" w:hAnsi="Roboto Mono" w:eastAsia="Roboto Mono"/>
         </w:rPr>
         <w:pict w14:anchorId="240FDE91">
           <v:rect id="_x0000_i1032" style="width:0;height:1.5pt" o:hralign="center" o:hrstd="t" o:hr="t" fillcolor="#a0a0a0" stroked="f"/>
@@ -2487,7 +2487,7 @@
     <w:p>
       <w:r>
         <w:rPr>
-          <w:rFonts w:ascii="Arial" w:hAnsi="Arial" w:cs="Arial"/>
+          <w:rFonts w:ascii="Arial" w:hAnsi="Arial" w:cs="Arial" w:eastAsia="Arial"/>
           <w:b/>
           <w:color w:val="000000"/>
           <w:sz w:val="18"/>
@@ -2497,7 +2497,7 @@
       </w:r>
       <w:r>
         <w:rPr>
-          <w:rFonts w:ascii="Arial" w:hAnsi="Arial" w:cs="Arial"/>
+          <w:rFonts w:ascii="Arial" w:hAnsi="Arial" w:cs="Arial" w:eastAsia="Arial"/>
           <w:color w:val="000000"/>
           <w:sz w:val="18"/>
           <w:highlight w:val="lightGray"/>
@@ -2506,7 +2506,7 @@
       </w:r>
       <w:r>
         <w:rPr>
-          <w:rFonts w:ascii="Arial" w:hAnsi="Arial" w:cs="Arial"/>
+          <w:rFonts w:ascii="Arial" w:hAnsi="Arial" w:cs="Arial" w:eastAsia="Arial"/>
           <w:b/>
           <w:color w:val="000000"/>
           <w:sz w:val="18"/>
@@ -2516,7 +2516,7 @@
       </w:r>
       <w:r>
         <w:rPr>
-          <w:rFonts w:ascii="Arial" w:hAnsi="Arial" w:cs="Arial"/>
+          <w:rFonts w:ascii="Arial" w:hAnsi="Arial" w:cs="Arial" w:eastAsia="Arial"/>
           <w:color w:val="000000"/>
           <w:sz w:val="18"/>
           <w:highlight w:val="lightGray"/>
@@ -2525,7 +2525,7 @@
       </w:r>
       <w:r>
         <w:rPr>
-          <w:rFonts w:ascii="Arial" w:hAnsi="Arial" w:cs="Arial"/>
+          <w:rFonts w:ascii="Arial" w:hAnsi="Arial" w:cs="Arial" w:eastAsia="Arial"/>
           <w:b/>
           <w:color w:val="000000"/>
           <w:sz w:val="18"/>
@@ -2535,7 +2535,7 @@
       </w:r>
       <w:r>
         <w:rPr>
-          <w:rFonts w:ascii="Arial" w:hAnsi="Arial" w:cs="Arial"/>
+          <w:rFonts w:ascii="Arial" w:hAnsi="Arial" w:cs="Arial" w:eastAsia="Arial"/>
           <w:color w:val="000000"/>
           <w:sz w:val="18"/>
           <w:highlight w:val="lightGray"/>
@@ -2553,7 +2553,7 @@
       </w:pPr>
       <w:r>
         <w:rPr>
-          <w:rFonts w:ascii="Roboto Mono" w:hAnsi="Roboto Mono"/>
+          <w:rFonts w:ascii="Roboto Mono" w:hAnsi="Roboto Mono" w:eastAsia="Roboto Mono"/>
           <w:b/>
           <w:bCs/>
         </w:rPr>
@@ -2630,7 +2630,7 @@
       </w:pPr>
       <w:r>
         <w:rPr>
-          <w:rFonts w:ascii="Roboto Mono" w:hAnsi="Roboto Mono"/>
+          <w:rFonts w:ascii="Roboto Mono" w:hAnsi="Roboto Mono" w:eastAsia="Roboto Mono"/>
         </w:rPr>
         <w:t>Customer</w:t>
       </w:r>
@@ -2643,7 +2643,7 @@
       </w:pPr>
       <w:r>
         <w:rPr>
-          <w:rFonts w:ascii="Roboto Mono" w:hAnsi="Roboto Mono"/>
+          <w:rFonts w:ascii="Roboto Mono" w:hAnsi="Roboto Mono" w:eastAsia="Roboto Mono"/>
         </w:rPr>
         <w:t>Represents a thing.</w:t>
       </w:r>
@@ -2658,7 +2658,7 @@
       </w:pPr>
       <w:r>
         <w:rPr>
-          <w:rFonts w:ascii="Roboto Mono" w:hAnsi="Roboto Mono"/>
+          <w:rFonts w:ascii="Roboto Mono" w:hAnsi="Roboto Mono" w:eastAsia="Roboto Mono"/>
           <w:b/>
           <w:bCs/>
         </w:rPr>
@@ -2735,20 +2735,20 @@
       </w:pPr>
       <w:r>
         <w:rPr>
-          <w:rFonts w:ascii="Roboto Mono" w:hAnsi="Roboto Mono"/>
+          <w:rFonts w:ascii="Roboto Mono" w:hAnsi="Roboto Mono" w:eastAsia="Roboto Mono"/>
         </w:rPr>
         <w:t>Customer Name</w:t>
       </w:r>
       <w:r>
         <w:rPr>
-          <w:rFonts w:ascii="Roboto Mono" w:hAnsi="Roboto Mono"/>
+          <w:rFonts w:ascii="Roboto Mono" w:hAnsi="Roboto Mono" w:eastAsia="Roboto Mono"/>
         </w:rPr>
         <w:br/>
         <w:t>Email</w:t>
       </w:r>
       <w:r>
         <w:rPr>
-          <w:rFonts w:ascii="Roboto Mono" w:hAnsi="Roboto Mono"/>
+          <w:rFonts w:ascii="Roboto Mono" w:hAnsi="Roboto Mono" w:eastAsia="Roboto Mono"/>
         </w:rPr>
         <w:br/>
         <w:t>Phone</w:t>
@@ -2762,7 +2762,7 @@
       </w:pPr>
       <w:r>
         <w:rPr>
-          <w:rFonts w:ascii="Roboto Mono" w:hAnsi="Roboto Mono"/>
+          <w:rFonts w:ascii="Roboto Mono" w:hAnsi="Roboto Mono" w:eastAsia="Roboto Mono"/>
         </w:rPr>
         <w:t>Represents information about that thing.</w:t>
       </w:r>
@@ -2777,7 +2777,7 @@
       </w:pPr>
       <w:r>
         <w:rPr>
-          <w:rFonts w:ascii="Roboto Mono" w:hAnsi="Roboto Mono"/>
+          <w:rFonts w:ascii="Roboto Mono" w:hAnsi="Roboto Mono" w:eastAsia="Roboto Mono"/>
           <w:b/>
           <w:bCs/>
         </w:rPr>
@@ -2847,79 +2847,79 @@
       </w:pPr>
       <w:r>
         <w:rPr>
-          <w:rFonts w:ascii="Roboto Mono" w:hAnsi="Roboto Mono"/>
+          <w:rFonts w:ascii="Roboto Mono" w:hAnsi="Roboto Mono" w:eastAsia="Roboto Mono"/>
         </w:rPr>
         <w:t>Customer</w:t>
       </w:r>
       <w:r>
         <w:rPr>
-          <w:rFonts w:ascii="Roboto Mono" w:hAnsi="Roboto Mono"/>
+          <w:rFonts w:ascii="Roboto Mono" w:hAnsi="Roboto Mono" w:eastAsia="Roboto Mono"/>
         </w:rPr>
         <w:br/>
       </w:r>
       <w:r>
         <w:rPr>
-          <w:rFonts w:ascii="MS Gothic" w:eastAsia="MS Gothic" w:hAnsi="MS Gothic" w:cs="MS Gothic" w:hint="eastAsia"/>
+          <w:rFonts w:ascii="Roboto Mono" w:eastAsia="Roboto Mono" w:hAnsi="Roboto Mono" w:cs="MS Gothic" w:hint="eastAsia"/>
         </w:rPr>
         <w:t>├──</w:t>
       </w:r>
       <w:r>
         <w:rPr>
-          <w:rFonts w:ascii="Roboto Mono" w:hAnsi="Roboto Mono"/>
+          <w:rFonts w:ascii="Roboto Mono" w:hAnsi="Roboto Mono" w:eastAsia="Roboto Mono"/>
         </w:rPr>
         <w:t xml:space="preserve"> CustomerID</w:t>
       </w:r>
       <w:r>
         <w:rPr>
-          <w:rFonts w:ascii="Roboto Mono" w:hAnsi="Roboto Mono"/>
+          <w:rFonts w:ascii="Roboto Mono" w:hAnsi="Roboto Mono" w:eastAsia="Roboto Mono"/>
         </w:rPr>
         <w:br/>
       </w:r>
       <w:r>
         <w:rPr>
-          <w:rFonts w:ascii="MS Gothic" w:eastAsia="MS Gothic" w:hAnsi="MS Gothic" w:cs="MS Gothic" w:hint="eastAsia"/>
+          <w:rFonts w:ascii="Roboto Mono" w:eastAsia="Roboto Mono" w:hAnsi="Roboto Mono" w:cs="MS Gothic" w:hint="eastAsia"/>
         </w:rPr>
         <w:t>├──</w:t>
       </w:r>
       <w:r>
         <w:rPr>
-          <w:rFonts w:ascii="Roboto Mono" w:hAnsi="Roboto Mono"/>
+          <w:rFonts w:ascii="Roboto Mono" w:hAnsi="Roboto Mono" w:eastAsia="Roboto Mono"/>
         </w:rPr>
         <w:t xml:space="preserve"> Name</w:t>
       </w:r>
       <w:r>
         <w:rPr>
-          <w:rFonts w:ascii="Roboto Mono" w:hAnsi="Roboto Mono"/>
+          <w:rFonts w:ascii="Roboto Mono" w:hAnsi="Roboto Mono" w:eastAsia="Roboto Mono"/>
         </w:rPr>
         <w:br/>
       </w:r>
       <w:r>
         <w:rPr>
-          <w:rFonts w:ascii="MS Gothic" w:eastAsia="MS Gothic" w:hAnsi="MS Gothic" w:cs="MS Gothic" w:hint="eastAsia"/>
+          <w:rFonts w:ascii="Roboto Mono" w:eastAsia="Roboto Mono" w:hAnsi="Roboto Mono" w:cs="MS Gothic" w:hint="eastAsia"/>
         </w:rPr>
         <w:t>├──</w:t>
       </w:r>
       <w:r>
         <w:rPr>
-          <w:rFonts w:ascii="Roboto Mono" w:hAnsi="Roboto Mono"/>
+          <w:rFonts w:ascii="Roboto Mono" w:hAnsi="Roboto Mono" w:eastAsia="Roboto Mono"/>
         </w:rPr>
         <w:t xml:space="preserve"> Email</w:t>
       </w:r>
       <w:r>
         <w:rPr>
-          <w:rFonts w:ascii="Roboto Mono" w:hAnsi="Roboto Mono"/>
+          <w:rFonts w:ascii="Roboto Mono" w:hAnsi="Roboto Mono" w:eastAsia="Roboto Mono"/>
         </w:rPr>
         <w:br/>
       </w:r>
       <w:r>
         <w:rPr>
-          <w:rFonts w:ascii="MS Gothic" w:eastAsia="MS Gothic" w:hAnsi="MS Gothic" w:cs="MS Gothic" w:hint="eastAsia"/>
+          <w:rFonts w:ascii="Roboto Mono" w:eastAsia="Roboto Mono" w:hAnsi="Roboto Mono" w:cs="MS Gothic" w:hint="eastAsia"/>
         </w:rPr>
         <w:t>└──</w:t>
       </w:r>
       <w:r>
         <w:rPr>
-          <w:rFonts w:ascii="Roboto Mono" w:hAnsi="Roboto Mono"/>
+          <w:rFonts w:ascii="Roboto Mono" w:hAnsi="Roboto Mono" w:eastAsia="Roboto Mono"/>
         </w:rPr>
         <w:t xml:space="preserve"> Phone</w:t>
       </w:r>
@@ -2936,7 +2936,7 @@
       </w:pPr>
       <w:r>
         <w:rPr>
-          <w:rFonts w:ascii="Roboto Mono" w:hAnsi="Roboto Mono"/>
+          <w:rFonts w:ascii="Roboto Mono" w:hAnsi="Roboto Mono" w:eastAsia="Roboto Mono"/>
         </w:rPr>
         <w:t xml:space="preserve">Customer = Entity </w:t>
       </w:r>
@@ -2953,7 +2953,7 @@
       </w:pPr>
       <w:r>
         <w:rPr>
-          <w:rFonts w:ascii="Roboto Mono" w:hAnsi="Roboto Mono"/>
+          <w:rFonts w:ascii="Roboto Mono" w:hAnsi="Roboto Mono" w:eastAsia="Roboto Mono"/>
         </w:rPr>
         <w:t xml:space="preserve">Name, Email, Phone = Attributes </w:t>
       </w:r>
@@ -2966,7 +2966,7 @@
       </w:pPr>
       <w:r>
         <w:rPr>
-          <w:rFonts w:ascii="Roboto Mono" w:hAnsi="Roboto Mono"/>
+          <w:rFonts w:ascii="Roboto Mono" w:hAnsi="Roboto Mono" w:eastAsia="Roboto Mono"/>
         </w:rPr>
         <w:pict w14:anchorId="0FDA168D">
           <v:rect id="_x0000_i1033" style="width:0;height:1.5pt" o:hralign="center" o:hrstd="t" o:hr="t" fillcolor="#a0a0a0" stroked="f"/>
@@ -2990,7 +2990,7 @@
     <w:p>
       <w:r>
         <w:rPr>
-          <w:rFonts w:ascii="Arial" w:hAnsi="Arial" w:cs="Arial"/>
+          <w:rFonts w:ascii="Arial" w:hAnsi="Arial" w:cs="Arial" w:eastAsia="Arial"/>
           <w:b/>
           <w:color w:val="000000"/>
           <w:sz w:val="18"/>
@@ -3000,7 +3000,7 @@
       </w:r>
       <w:r>
         <w:rPr>
-          <w:rFonts w:ascii="Arial" w:hAnsi="Arial" w:cs="Arial"/>
+          <w:rFonts w:ascii="Arial" w:hAnsi="Arial" w:cs="Arial" w:eastAsia="Arial"/>
           <w:color w:val="000000"/>
           <w:sz w:val="18"/>
           <w:highlight w:val="lightGray"/>
@@ -3009,7 +3009,7 @@
       </w:r>
       <w:r>
         <w:rPr>
-          <w:rFonts w:ascii="Arial" w:hAnsi="Arial" w:cs="Arial"/>
+          <w:rFonts w:ascii="Arial" w:hAnsi="Arial" w:cs="Arial" w:eastAsia="Arial"/>
           <w:b/>
           <w:color w:val="000000"/>
           <w:sz w:val="18"/>
@@ -3019,7 +3019,7 @@
       </w:r>
       <w:r>
         <w:rPr>
-          <w:rFonts w:ascii="Arial" w:hAnsi="Arial" w:cs="Arial"/>
+          <w:rFonts w:ascii="Arial" w:hAnsi="Arial" w:cs="Arial" w:eastAsia="Arial"/>
           <w:color w:val="000000"/>
           <w:sz w:val="18"/>
           <w:highlight w:val="lightGray"/>
@@ -3028,7 +3028,7 @@
       </w:r>
       <w:r>
         <w:rPr>
-          <w:rFonts w:ascii="Arial" w:hAnsi="Arial" w:cs="Arial"/>
+          <w:rFonts w:ascii="Arial" w:hAnsi="Arial" w:cs="Arial" w:eastAsia="Arial"/>
           <w:b/>
           <w:color w:val="000000"/>
           <w:sz w:val="18"/>
@@ -3038,7 +3038,7 @@
       </w:r>
       <w:r>
         <w:rPr>
-          <w:rFonts w:ascii="Arial" w:hAnsi="Arial" w:cs="Arial"/>
+          <w:rFonts w:ascii="Arial" w:hAnsi="Arial" w:cs="Arial" w:eastAsia="Arial"/>
           <w:color w:val="000000"/>
           <w:sz w:val="18"/>
           <w:highlight w:val="lightGray"/>
@@ -3054,7 +3054,7 @@
       </w:pPr>
       <w:r>
         <w:rPr>
-          <w:rFonts w:ascii="Roboto Mono" w:hAnsi="Roboto Mono"/>
+          <w:rFonts w:ascii="Roboto Mono" w:hAnsi="Roboto Mono" w:eastAsia="Roboto Mono"/>
         </w:rPr>
         <w:t>Think of a database as a company filing cabinet.</w:t>
       </w:r>
@@ -3127,20 +3127,20 @@
       </w:pPr>
       <w:r>
         <w:rPr>
-          <w:rFonts w:ascii="Roboto Mono" w:hAnsi="Roboto Mono"/>
+          <w:rFonts w:ascii="Roboto Mono" w:hAnsi="Roboto Mono" w:eastAsia="Roboto Mono"/>
         </w:rPr>
         <w:t>Customer Folder</w:t>
       </w:r>
       <w:r>
         <w:rPr>
-          <w:rFonts w:ascii="Roboto Mono" w:hAnsi="Roboto Mono"/>
+          <w:rFonts w:ascii="Roboto Mono" w:hAnsi="Roboto Mono" w:eastAsia="Roboto Mono"/>
         </w:rPr>
         <w:br/>
         <w:t>Product Folder</w:t>
       </w:r>
       <w:r>
         <w:rPr>
-          <w:rFonts w:ascii="Roboto Mono" w:hAnsi="Roboto Mono"/>
+          <w:rFonts w:ascii="Roboto Mono" w:hAnsi="Roboto Mono" w:eastAsia="Roboto Mono"/>
         </w:rPr>
         <w:br/>
         <w:t>Order Folder</w:t>
@@ -3154,13 +3154,13 @@
       </w:pPr>
       <w:r>
         <w:rPr>
-          <w:rFonts w:ascii="Roboto Mono" w:hAnsi="Roboto Mono"/>
+          <w:rFonts w:ascii="Roboto Mono" w:hAnsi="Roboto Mono" w:eastAsia="Roboto Mono"/>
         </w:rPr>
         <w:t xml:space="preserve">Each folder represents an </w:t>
       </w:r>
       <w:r>
         <w:rPr>
-          <w:rFonts w:ascii="Roboto Mono" w:hAnsi="Roboto Mono"/>
+          <w:rFonts w:ascii="Roboto Mono" w:hAnsi="Roboto Mono" w:eastAsia="Roboto Mono"/>
           <w:b/>
           <w:bCs/>
         </w:rPr>
@@ -3168,7 +3168,7 @@
       </w:r>
       <w:r>
         <w:rPr>
-          <w:rFonts w:ascii="Roboto Mono" w:hAnsi="Roboto Mono"/>
+          <w:rFonts w:ascii="Roboto Mono" w:hAnsi="Roboto Mono" w:eastAsia="Roboto Mono"/>
         </w:rPr>
         <w:t>.</w:t>
       </w:r>
@@ -3181,7 +3181,7 @@
       </w:pPr>
       <w:r>
         <w:rPr>
-          <w:rFonts w:ascii="Roboto Mono" w:hAnsi="Roboto Mono"/>
+          <w:rFonts w:ascii="Roboto Mono" w:hAnsi="Roboto Mono" w:eastAsia="Roboto Mono"/>
         </w:rPr>
         <w:t>The documents inside each folder represent the data stored about that entity.</w:t>
       </w:r>
@@ -3194,7 +3194,7 @@
       </w:pPr>
       <w:r>
         <w:rPr>
-          <w:rFonts w:ascii="Roboto Mono" w:hAnsi="Roboto Mono"/>
+          <w:rFonts w:ascii="Roboto Mono" w:hAnsi="Roboto Mono" w:eastAsia="Roboto Mono"/>
         </w:rPr>
         <w:pict w14:anchorId="3C9FE9B4">
           <v:rect id="_x0000_i1034" style="width:0;height:1.5pt" o:hralign="center" o:hrstd="t" o:hr="t" fillcolor="#a0a0a0" stroked="f"/>
@@ -3218,7 +3218,7 @@
     <w:p>
       <w:r>
         <w:rPr>
-          <w:rFonts w:ascii="Arial" w:hAnsi="Arial" w:cs="Arial"/>
+          <w:rFonts w:ascii="Arial" w:hAnsi="Arial" w:cs="Arial" w:eastAsia="Arial"/>
           <w:b/>
           <w:color w:val="000000"/>
           <w:sz w:val="18"/>
@@ -3228,7 +3228,7 @@
       </w:r>
       <w:r>
         <w:rPr>
-          <w:rFonts w:ascii="Arial" w:hAnsi="Arial" w:cs="Arial"/>
+          <w:rFonts w:ascii="Arial" w:hAnsi="Arial" w:cs="Arial" w:eastAsia="Arial"/>
           <w:color w:val="000000"/>
           <w:sz w:val="18"/>
           <w:highlight w:val="lightGray"/>
@@ -3237,7 +3237,7 @@
       </w:r>
       <w:r>
         <w:rPr>
-          <w:rFonts w:ascii="Arial" w:hAnsi="Arial" w:cs="Arial"/>
+          <w:rFonts w:ascii="Arial" w:hAnsi="Arial" w:cs="Arial" w:eastAsia="Arial"/>
           <w:b/>
           <w:color w:val="000000"/>
           <w:sz w:val="18"/>
@@ -3247,7 +3247,7 @@
       </w:r>
       <w:r>
         <w:rPr>
-          <w:rFonts w:ascii="Arial" w:hAnsi="Arial" w:cs="Arial"/>
+          <w:rFonts w:ascii="Arial" w:hAnsi="Arial" w:cs="Arial" w:eastAsia="Arial"/>
           <w:color w:val="000000"/>
           <w:sz w:val="18"/>
           <w:highlight w:val="lightGray"/>
@@ -3256,7 +3256,7 @@
       </w:r>
       <w:r>
         <w:rPr>
-          <w:rFonts w:ascii="Arial" w:hAnsi="Arial" w:cs="Arial"/>
+          <w:rFonts w:ascii="Arial" w:hAnsi="Arial" w:cs="Arial" w:eastAsia="Arial"/>
           <w:b/>
           <w:color w:val="000000"/>
           <w:sz w:val="18"/>
@@ -3266,7 +3266,7 @@
       </w:r>
       <w:r>
         <w:rPr>
-          <w:rFonts w:ascii="Arial" w:hAnsi="Arial" w:cs="Arial"/>
+          <w:rFonts w:ascii="Arial" w:hAnsi="Arial" w:cs="Arial" w:eastAsia="Arial"/>
           <w:color w:val="000000"/>
           <w:sz w:val="18"/>
           <w:highlight w:val="lightGray"/>
@@ -3282,13 +3282,13 @@
       </w:pPr>
       <w:r>
         <w:rPr>
-          <w:rFonts w:ascii="Roboto Mono" w:hAnsi="Roboto Mono"/>
+          <w:rFonts w:ascii="Roboto Mono" w:hAnsi="Roboto Mono" w:eastAsia="Roboto Mono"/>
         </w:rPr>
         <w:t xml:space="preserve">An </w:t>
       </w:r>
       <w:r>
         <w:rPr>
-          <w:rFonts w:ascii="Roboto Mono" w:hAnsi="Roboto Mono"/>
+          <w:rFonts w:ascii="Roboto Mono" w:hAnsi="Roboto Mono" w:eastAsia="Roboto Mono"/>
           <w:b/>
           <w:bCs/>
         </w:rPr>
@@ -3296,7 +3296,7 @@
       </w:r>
       <w:r>
         <w:rPr>
-          <w:rFonts w:ascii="Roboto Mono" w:hAnsi="Roboto Mono"/>
+          <w:rFonts w:ascii="Roboto Mono" w:hAnsi="Roboto Mono" w:eastAsia="Roboto Mono"/>
         </w:rPr>
         <w:t xml:space="preserve"> is a real-world object, person, place, event, or concept that a database stores information about. In database design, entities typically become tables and form the foundation of a data model.</w:t>
       </w:r>

--- a/Knowledge/3-Work knowledge/1-Software Engineering/2-General Technologies/9-Databases/5-My Source/1-Intro to Databases/1-Data Models/1-Components of a Data Model/1-Entities.docx
+++ b/Knowledge/3-Work knowledge/1-Software Engineering/2-General Technologies/9-Databases/5-My Source/1-Intro to Databases/1-Data Models/1-Components of a Data Model/1-Entities.docx
@@ -7,6 +7,9 @@
         <w:pStyle w:val="Heading1"/>
       </w:pPr>
       <w:r>
+        <w:rPr>
+          <w:rFonts w:ascii="Calibri Light" w:hAnsi="Calibri Light" w:eastAsia="Calibri Light"/>
+        </w:rPr>
         <w:t>Entities</w:t>
       </w:r>
     </w:p>
@@ -16,11 +19,14 @@
       </w:pPr>
       <w:r>
         <w:rPr>
-          <w:rFonts w:ascii="Segoe UI Emoji" w:hAnsi="Segoe UI Emoji" w:cs="Segoe UI Emoji"/>
+          <w:rFonts w:ascii="Calibri Light" w:hAnsi="Calibri Light" w:cs="Segoe UI Emoji" w:eastAsia="Calibri Light"/>
         </w:rPr>
         <w:t>🌟</w:t>
       </w:r>
       <w:r>
+        <w:rPr>
+          <w:rFonts w:ascii="Calibri Light" w:hAnsi="Calibri Light" w:eastAsia="Calibri Light"/>
+        </w:rPr>
         <w:t xml:space="preserve"> Definition</w:t>
       </w:r>
     </w:p>
@@ -163,11 +169,14 @@
       </w:pPr>
       <w:r>
         <w:rPr>
-          <w:rFonts w:ascii="Segoe UI Emoji" w:hAnsi="Segoe UI Emoji" w:cs="Segoe UI Emoji"/>
+          <w:rFonts w:ascii="Calibri Light" w:hAnsi="Calibri Light" w:cs="Segoe UI Emoji" w:eastAsia="Calibri Light"/>
         </w:rPr>
         <w:t>🎯</w:t>
       </w:r>
       <w:r>
+        <w:rPr>
+          <w:rFonts w:ascii="Calibri Light" w:hAnsi="Calibri Light" w:eastAsia="Calibri Light"/>
+        </w:rPr>
         <w:t xml:space="preserve"> Purpose</w:t>
       </w:r>
     </w:p>
@@ -320,11 +329,14 @@
       </w:pPr>
       <w:r>
         <w:rPr>
-          <w:rFonts w:ascii="Segoe UI Emoji" w:hAnsi="Segoe UI Emoji" w:cs="Segoe UI Emoji"/>
+          <w:rFonts w:ascii="Calibri Light" w:hAnsi="Calibri Light" w:cs="Segoe UI Emoji" w:eastAsia="Calibri Light"/>
         </w:rPr>
         <w:t>🧠</w:t>
       </w:r>
       <w:r>
+        <w:rPr>
+          <w:rFonts w:ascii="Calibri Light" w:hAnsi="Calibri Light" w:eastAsia="Calibri Light"/>
+        </w:rPr>
         <w:t xml:space="preserve"> Simple Examples</w:t>
       </w:r>
     </w:p>
@@ -789,11 +801,14 @@
       </w:pPr>
       <w:r>
         <w:rPr>
-          <w:rFonts w:ascii="Segoe UI Emoji" w:hAnsi="Segoe UI Emoji" w:cs="Segoe UI Emoji"/>
+          <w:rFonts w:ascii="Calibri Light" w:hAnsi="Calibri Light" w:cs="Segoe UI Emoji" w:eastAsia="Calibri Light"/>
         </w:rPr>
         <w:t>🔢</w:t>
       </w:r>
       <w:r>
+        <w:rPr>
+          <w:rFonts w:ascii="Calibri Light" w:hAnsi="Calibri Light" w:eastAsia="Calibri Light"/>
+        </w:rPr>
         <w:t xml:space="preserve"> Characteristics of an Entity</w:t>
       </w:r>
     </w:p>
@@ -958,11 +973,14 @@
       </w:pPr>
       <w:r>
         <w:rPr>
-          <w:rFonts w:ascii="Segoe UI Emoji" w:hAnsi="Segoe UI Emoji" w:cs="Segoe UI Emoji"/>
+          <w:rFonts w:ascii="Calibri Light" w:hAnsi="Calibri Light" w:cs="Segoe UI Emoji" w:eastAsia="Calibri Light"/>
         </w:rPr>
         <w:t>📚</w:t>
       </w:r>
       <w:r>
+        <w:rPr>
+          <w:rFonts w:ascii="Calibri Light" w:hAnsi="Calibri Light" w:eastAsia="Calibri Light"/>
+        </w:rPr>
         <w:t xml:space="preserve"> Entity Examples</w:t>
       </w:r>
     </w:p>
@@ -1403,20 +1421,26 @@
       </w:pPr>
       <w:r>
         <w:rPr>
-          <w:rFonts w:ascii="Segoe UI Emoji" w:hAnsi="Segoe UI Emoji" w:cs="Segoe UI Emoji"/>
+          <w:rFonts w:ascii="Calibri Light" w:hAnsi="Calibri Light" w:cs="Segoe UI Emoji" w:eastAsia="Calibri Light"/>
         </w:rPr>
         <w:t>🗄️</w:t>
       </w:r>
       <w:r>
+        <w:rPr>
+          <w:rFonts w:ascii="Calibri Light" w:hAnsi="Calibri Light" w:eastAsia="Calibri Light"/>
+        </w:rPr>
         <w:t xml:space="preserve"> Entity </w:t>
       </w:r>
       <w:r>
         <w:rPr>
-          <w:rFonts w:ascii="Arial" w:hAnsi="Arial" w:cs="Arial"/>
+          <w:rFonts w:ascii="Calibri Light" w:hAnsi="Calibri Light" w:cs="Arial" w:eastAsia="Calibri Light"/>
         </w:rPr>
         <w:t>→</w:t>
       </w:r>
       <w:r>
+        <w:rPr>
+          <w:rFonts w:ascii="Calibri Light" w:hAnsi="Calibri Light" w:eastAsia="Calibri Light"/>
+        </w:rPr>
         <w:t xml:space="preserve"> Database Table</w:t>
       </w:r>
     </w:p>
@@ -1957,11 +1981,14 @@
       </w:pPr>
       <w:r>
         <w:rPr>
-          <w:rFonts w:ascii="Segoe UI Emoji" w:hAnsi="Segoe UI Emoji" w:cs="Segoe UI Emoji"/>
+          <w:rFonts w:ascii="Calibri Light" w:hAnsi="Calibri Light" w:cs="Segoe UI Emoji" w:eastAsia="Calibri Light"/>
         </w:rPr>
         <w:t>🔗</w:t>
       </w:r>
       <w:r>
+        <w:rPr>
+          <w:rFonts w:ascii="Calibri Light" w:hAnsi="Calibri Light" w:eastAsia="Calibri Light"/>
+        </w:rPr>
         <w:t xml:space="preserve"> Entity in an ER Diagram</w:t>
       </w:r>
     </w:p>
@@ -2158,11 +2185,14 @@
       </w:pPr>
       <w:r>
         <w:rPr>
-          <w:rFonts w:ascii="Segoe UI Emoji" w:hAnsi="Segoe UI Emoji" w:cs="Segoe UI Emoji"/>
+          <w:rFonts w:ascii="Calibri Light" w:hAnsi="Calibri Light" w:cs="Segoe UI Emoji" w:eastAsia="Calibri Light"/>
         </w:rPr>
         <w:t>🌍</w:t>
       </w:r>
       <w:r>
+        <w:rPr>
+          <w:rFonts w:ascii="Calibri Light" w:hAnsi="Calibri Light" w:eastAsia="Calibri Light"/>
+        </w:rPr>
         <w:t xml:space="preserve"> Real-World Example</w:t>
       </w:r>
     </w:p>
@@ -2476,11 +2506,14 @@
       </w:pPr>
       <w:r>
         <w:rPr>
-          <w:rFonts w:ascii="Segoe UI Emoji" w:hAnsi="Segoe UI Emoji" w:cs="Segoe UI Emoji"/>
+          <w:rFonts w:ascii="Calibri Light" w:hAnsi="Calibri Light" w:cs="Segoe UI Emoji" w:eastAsia="Calibri Light"/>
         </w:rPr>
         <w:t>⚠️</w:t>
       </w:r>
       <w:r>
+        <w:rPr>
+          <w:rFonts w:ascii="Calibri Light" w:hAnsi="Calibri Light" w:eastAsia="Calibri Light"/>
+        </w:rPr>
         <w:t xml:space="preserve"> Entity vs Attribute</w:t>
       </w:r>
     </w:p>
@@ -2979,11 +3012,14 @@
       </w:pPr>
       <w:r>
         <w:rPr>
-          <w:rFonts w:ascii="Segoe UI Emoji" w:hAnsi="Segoe UI Emoji" w:cs="Segoe UI Emoji"/>
+          <w:rFonts w:ascii="Calibri Light" w:hAnsi="Calibri Light" w:cs="Segoe UI Emoji" w:eastAsia="Calibri Light"/>
         </w:rPr>
         <w:t>🧠</w:t>
       </w:r>
       <w:r>
+        <w:rPr>
+          <w:rFonts w:ascii="Calibri Light" w:hAnsi="Calibri Light" w:eastAsia="Calibri Light"/>
+        </w:rPr>
         <w:t xml:space="preserve"> Simple Analogy</w:t>
       </w:r>
     </w:p>
@@ -3207,11 +3243,14 @@
       </w:pPr>
       <w:r>
         <w:rPr>
-          <w:rFonts w:ascii="Segoe UI Emoji" w:hAnsi="Segoe UI Emoji" w:cs="Segoe UI Emoji"/>
+          <w:rFonts w:ascii="Calibri Light" w:hAnsi="Calibri Light" w:cs="Segoe UI Emoji" w:eastAsia="Calibri Light"/>
         </w:rPr>
         <w:t>🧭</w:t>
       </w:r>
       <w:r>
+        <w:rPr>
+          <w:rFonts w:ascii="Calibri Light" w:hAnsi="Calibri Light" w:eastAsia="Calibri Light"/>
+        </w:rPr>
         <w:t xml:space="preserve"> Summary</w:t>
       </w:r>
     </w:p>
